--- a/client_rules/Avis Budget Group.docx
+++ b/client_rules/Avis Budget Group.docx
@@ -98,7 +98,16 @@
       </w:r>
       <w:proofErr w:type="spellStart"/>
       <w:r>
-        <w:t>proquote</w:t>
+        <w:t>P</w:t>
+      </w:r>
+      <w:r>
+        <w:t>ro</w:t>
+      </w:r>
+      <w:r>
+        <w:t>Q</w:t>
+      </w:r>
+      <w:r>
+        <w:t>uote</w:t>
       </w:r>
       <w:proofErr w:type="spellEnd"/>
       <w:r>
@@ -216,7 +225,15 @@
         </w:numPr>
       </w:pPr>
       <w:r>
-        <w:t>All estimates MUST contain the actual mileage. Entering zero miles is NEVER allowed. If after attempting to get the mileage using a jump box you are unable to obtain mileage you must list the last known mileage from the '313 form' provided by ABG or ask the onsite representative for the last known mileage...BEFORE LEAVING THE FACILITY. </w:t>
+        <w:t xml:space="preserve">All estimates MUST contain the actual mileage. Entering zero miles is NEVER allowed. If after attempting to get the mileage using a jump </w:t>
+      </w:r>
+      <w:proofErr w:type="gramStart"/>
+      <w:r>
+        <w:t>box</w:t>
+      </w:r>
+      <w:proofErr w:type="gramEnd"/>
+      <w:r>
+        <w:t xml:space="preserve"> you are unable to obtain mileage you must list the last known mileage from the '313 form' provided by ABG or ask the onsite representative for the last known mileage...BEFORE LEAVING THE FACILITY. </w:t>
       </w:r>
     </w:p>
     <w:p>
@@ -227,7 +244,13 @@
         </w:numPr>
       </w:pPr>
       <w:r>
-        <w:t>Fill in all header/admin information on all estimates.  Enter the SCA File # in the Policy # field and Job # field.</w:t>
+        <w:t xml:space="preserve">Fill in all header/admin information on all estimates.  Enter the </w:t>
+      </w:r>
+      <w:r>
+        <w:t>IA Firm</w:t>
+      </w:r>
+      <w:r>
+        <w:t xml:space="preserve"> File # in the Policy # field and Job # field.</w:t>
       </w:r>
     </w:p>
     <w:p>
@@ -238,7 +261,13 @@
         </w:numPr>
       </w:pPr>
       <w:r>
-        <w:t>Enter SCA as the repair facility name</w:t>
+        <w:t xml:space="preserve">Enter </w:t>
+      </w:r>
+      <w:r>
+        <w:t>the IA Firm</w:t>
+      </w:r>
+      <w:r>
+        <w:t xml:space="preserve"> as the repair facility name</w:t>
       </w:r>
     </w:p>
     <w:p>
@@ -280,7 +309,15 @@
         <w:br/>
       </w:r>
       <w:r>
-        <w:t>-Write ALL visible or reasonably anticipated damages as a result of flooding.  This includes, but is not limited to ALL interior trim, seats, restraints, airbags, door panels, speakers, consoles, instrument panels, electronics, carpet, etc. - basically anything the water touched.  If it is salt or brackish water this would include floor pans.  Comment on water line or water height observations (in cup holders, door pockets, dampness to carpet and seat bottoms, spare tire well, etc.)  Also comment on whether any water is observed in oil, other fluids or air filters.    </w:t>
+        <w:t xml:space="preserve">-Write ALL visible or reasonably anticipated damages </w:t>
+      </w:r>
+      <w:proofErr w:type="gramStart"/>
+      <w:r>
+        <w:t>as a result of</w:t>
+      </w:r>
+      <w:proofErr w:type="gramEnd"/>
+      <w:r>
+        <w:t xml:space="preserve"> flooding.  This includes, but is not limited to ALL interior trim, seats, restraints, airbags, door panels, speakers, consoles, instrument panels, electronics, carpet, etc. - basically anything the water touched.  If it is salt or brackish water this would include floor pans.  Comment on water line or water height observations (in cup holders, door pockets, dampness to carpet and seat bottoms, spare tire well, etc.)  Also comment on whether any water is observed in oil, other fluids or air filters.    </w:t>
       </w:r>
     </w:p>
     <w:p>
@@ -334,7 +371,15 @@
         </w:numPr>
       </w:pPr>
       <w:r>
-        <w:t>At least 4 photos of the damage area</w:t>
+        <w:t xml:space="preserve">At least 4 photos of the </w:t>
+      </w:r>
+      <w:proofErr w:type="gramStart"/>
+      <w:r>
+        <w:t>damage</w:t>
+      </w:r>
+      <w:proofErr w:type="gramEnd"/>
+      <w:r>
+        <w:t xml:space="preserve"> area</w:t>
       </w:r>
     </w:p>
     <w:p>
@@ -526,7 +571,15 @@
         </w:numPr>
       </w:pPr>
       <w:r>
-        <w:t>Carpet condition (front and rear - be sure to lift up floor mats)</w:t>
+        <w:t xml:space="preserve">Carpet condition (front and rear - be sure to </w:t>
+      </w:r>
+      <w:proofErr w:type="gramStart"/>
+      <w:r>
+        <w:t>lift up</w:t>
+      </w:r>
+      <w:proofErr w:type="gramEnd"/>
+      <w:r>
+        <w:t xml:space="preserve"> floor mats)</w:t>
       </w:r>
     </w:p>
     <w:p>
@@ -614,7 +667,15 @@
         </w:numPr>
       </w:pPr>
       <w:r>
-        <w:t>Any other needed photos to depict damage, UPD or conditioning</w:t>
+        <w:t xml:space="preserve">Any other </w:t>
+      </w:r>
+      <w:proofErr w:type="gramStart"/>
+      <w:r>
+        <w:t>needed photos</w:t>
+      </w:r>
+      <w:proofErr w:type="gramEnd"/>
+      <w:r>
+        <w:t xml:space="preserve"> to depict damage, UPD or conditioning</w:t>
       </w:r>
     </w:p>
     <w:p>
@@ -741,7 +802,15 @@
       </w:r>
       <w:proofErr w:type="spellEnd"/>
       <w:r>
-        <w:t xml:space="preserve"> Dept. 800-351-3133 to obtain the Fair Market Value.  Use ID R42XASCNY01  Rep #452021.  You will also need the claim adjuster’s name.</w:t>
+        <w:t xml:space="preserve"> Dept. 800-351-3133 to obtain the Fair Market Value.  Use ID R42XASCNY</w:t>
+      </w:r>
+      <w:proofErr w:type="gramStart"/>
+      <w:r>
+        <w:t>01  Rep</w:t>
+      </w:r>
+      <w:proofErr w:type="gramEnd"/>
+      <w:r>
+        <w:t xml:space="preserve"> #452021.  You will also need the claim adjuster’s name.</w:t>
       </w:r>
     </w:p>
     <w:p>
@@ -831,7 +900,23 @@
       </w:r>
       <w:proofErr w:type="spellEnd"/>
       <w:r>
-        <w:t>.  If no instant value, do not complete form.  Follow up, obtain value and enter into form prior to uploading.</w:t>
+        <w:t xml:space="preserve">.  If </w:t>
+      </w:r>
+      <w:proofErr w:type="gramStart"/>
+      <w:r>
+        <w:t>no</w:t>
+      </w:r>
+      <w:proofErr w:type="gramEnd"/>
+      <w:r>
+        <w:t xml:space="preserve"> instant value, do not complete form.  Follow up, obtain value and </w:t>
+      </w:r>
+      <w:proofErr w:type="gramStart"/>
+      <w:r>
+        <w:t>enter into</w:t>
+      </w:r>
+      <w:proofErr w:type="gramEnd"/>
+      <w:r>
+        <w:t xml:space="preserve"> form prior to uploading.</w:t>
       </w:r>
     </w:p>
     <w:p>
@@ -1055,7 +1140,25 @@
         </w:numPr>
       </w:pPr>
       <w:r>
-        <w:t>*Note - SCA Appraisal Report is not required or delivered to the client. Complete only the minimum fields required for uploading to Dash/Core.</w:t>
+        <w:t xml:space="preserve">*Note </w:t>
+      </w:r>
+      <w:r>
+        <w:t>–</w:t>
+      </w:r>
+      <w:r>
+        <w:t> </w:t>
+      </w:r>
+      <w:r>
+        <w:t>An IA Firm A</w:t>
+      </w:r>
+      <w:r>
+        <w:t xml:space="preserve">ppraisal Report is not required or delivered to the client. Complete only the minimum fields required for uploading to </w:t>
+      </w:r>
+      <w:r>
+        <w:t>the IA Firm’s System</w:t>
+      </w:r>
+      <w:r>
+        <w:t>.</w:t>
       </w:r>
       <w:r>
         <w:br/>
@@ -1167,7 +1270,19 @@
         </w:numPr>
       </w:pPr>
       <w:r>
-        <w:t>Write date of inspection on top left corner of windshield with a paint marker, i.e. "SCA 10-1-2020". </w:t>
+        <w:t xml:space="preserve">Write date of inspection on top left corner of windshield with a paint marker, i.e. " </w:t>
+      </w:r>
+      <w:r>
+        <w:t>04</w:t>
+      </w:r>
+      <w:r>
+        <w:t>-1-202</w:t>
+      </w:r>
+      <w:r>
+        <w:t>6</w:t>
+      </w:r>
+      <w:r>
+        <w:t>". </w:t>
       </w:r>
     </w:p>
     <w:p>
@@ -1178,7 +1293,15 @@
         </w:numPr>
       </w:pPr>
       <w:r>
-        <w:t>Vehicles will be located at their rental facility.  Appraiser can inspect assigned files without an appointment however they must call to inform they will be out.  They must also check and sign in with the lot upon arrival.</w:t>
+        <w:t xml:space="preserve">Vehicles will be located at their rental facility.  Appraiser can inspect assigned files without an appointment however they must call to </w:t>
+      </w:r>
+      <w:proofErr w:type="gramStart"/>
+      <w:r>
+        <w:t>inform</w:t>
+      </w:r>
+      <w:proofErr w:type="gramEnd"/>
+      <w:r>
+        <w:t xml:space="preserve"> they will be out.  They must also check and sign in with the lot upon arrival.</w:t>
       </w:r>
     </w:p>
     <w:p>
@@ -1201,7 +1324,23 @@
         </w:numPr>
       </w:pPr>
       <w:r>
-        <w:t>The client allows the vehicle to be marked to show specific damages, as well hoods or doors can be pried open to gain access.</w:t>
+        <w:t xml:space="preserve">The client allows the vehicle to be marked to show specific </w:t>
+      </w:r>
+      <w:proofErr w:type="gramStart"/>
+      <w:r>
+        <w:t>damages</w:t>
+      </w:r>
+      <w:proofErr w:type="gramEnd"/>
+      <w:r>
+        <w:t xml:space="preserve">, as well hoods or doors can be </w:t>
+      </w:r>
+      <w:proofErr w:type="gramStart"/>
+      <w:r>
+        <w:t>pried</w:t>
+      </w:r>
+      <w:proofErr w:type="gramEnd"/>
+      <w:r>
+        <w:t xml:space="preserve"> open to gain access.</w:t>
       </w:r>
     </w:p>
     <w:p>
@@ -1352,7 +1491,18 @@
         </w:numPr>
       </w:pPr>
       <w:r>
-        <w:t>All client material damage questions should be routed to your Regional Appraisal Specialist</w:t>
+        <w:t xml:space="preserve">All client material damage questions should be </w:t>
+      </w:r>
+      <w:proofErr w:type="gramStart"/>
+      <w:r>
+        <w:t>routed</w:t>
+      </w:r>
+      <w:proofErr w:type="gramEnd"/>
+      <w:r>
+        <w:t xml:space="preserve"> to your </w:t>
+      </w:r>
+      <w:r>
+        <w:t>IA Firm MD Supervisor.</w:t>
       </w:r>
     </w:p>
     <w:p>
